--- a/24DIT061_PRACTICAL2.docx
+++ b/24DIT061_PRACTICAL2.docx
@@ -1,6 +1,6 @@
 
 <file path=word/document.xml><?xml version="1.0" encoding="utf-8"?>
-<w:document xmlns:wpc="http://schemas.microsoft.com/office/word/2010/wordprocessingCanvas" xmlns:cx="http://schemas.microsoft.com/office/drawing/2014/chartex" xmlns:cx1="http://schemas.microsoft.com/office/drawing/2015/9/8/chartex" xmlns:cx2="http://schemas.microsoft.com/office/drawing/2015/10/21/chartex" xmlns:cx3="http://schemas.microsoft.com/office/drawing/2016/5/9/chartex" xmlns:cx4="http://schemas.microsoft.com/office/drawing/2016/5/10/chartex" xmlns:cx5="http://schemas.microsoft.com/office/drawing/2016/5/11/chartex" xmlns:cx6="http://schemas.microsoft.com/office/drawing/2016/5/12/chartex" xmlns:cx7="http://schemas.microsoft.com/office/drawing/2016/5/13/chartex" xmlns:cx8="http://schemas.microsoft.com/office/drawing/2016/5/14/chartex" xmlns:mc="http://schemas.openxmlformats.org/markup-compatibility/2006" xmlns:aink="http://schemas.microsoft.com/office/drawing/2016/ink" xmlns:am3d="http://schemas.microsoft.com/office/drawing/2017/model3d" xmlns:o="urn:schemas-microsoft-com:office:office" xmlns:oel="http://schemas.microsoft.com/office/2019/extlst" xmlns:r="http://schemas.openxmlformats.org/officeDocument/2006/relationships" xmlns:m="http://schemas.openxmlformats.org/officeDocument/2006/math" xmlns:v="urn:schemas-microsoft-com:vml" xmlns:wp14="http://schemas.microsoft.com/office/word/2010/wordprocessingDrawing" xmlns:wp="http://schemas.openxmlformats.org/drawingml/2006/wordprocessingDrawing" xmlns:w10="urn:schemas-microsoft-com:office:word" xmlns:w="http://schemas.openxmlformats.org/wordprocessingml/2006/main" xmlns:w14="http://schemas.microsoft.com/office/word/2010/wordml" xmlns:w15="http://schemas.microsoft.com/office/word/2012/wordml" xmlns:w16cei="http://schemas.microsoft.com/office/word/2026/wordml/cei" xmlns:w16cex="http://schemas.microsoft.com/office/word/2018/wordml/cex" xmlns:w16cid="http://schemas.microsoft.com/office/word/2016/wordml/cid" xmlns:w16="http://schemas.microsoft.com/office/word/2018/wordml" xmlns:w16du="http://schemas.microsoft.com/office/word/2023/wordml/word16du" xmlns:w16sdtdh="http://schemas.microsoft.com/office/word/2020/wordml/sdtdatahash" xmlns:w16sdtfl="http://schemas.microsoft.com/office/word/2024/wordml/sdtformatlock" xmlns:w16se="http://schemas.microsoft.com/office/word/2015/wordml/symex" xmlns:wpg="http://schemas.microsoft.com/office/word/2010/wordprocessingGroup" xmlns:wpi="http://schemas.microsoft.com/office/word/2010/wordprocessingInk" xmlns:wne="http://schemas.microsoft.com/office/word/2006/wordml" xmlns:wps="http://schemas.microsoft.com/office/word/2010/wordprocessingShape" mc:Ignorable="w14 w15 w16se w16cid w16 w16cex w16sdtdh w16sdtfl w16du wp14">
+<w:document xmlns:wpc="http://schemas.microsoft.com/office/word/2010/wordprocessingCanvas" xmlns:cx="http://schemas.microsoft.com/office/drawing/2014/chartex" xmlns:cx1="http://schemas.microsoft.com/office/drawing/2015/9/8/chartex" xmlns:cx2="http://schemas.microsoft.com/office/drawing/2015/10/21/chartex" xmlns:cx3="http://schemas.microsoft.com/office/drawing/2016/5/9/chartex" xmlns:cx4="http://schemas.microsoft.com/office/drawing/2016/5/10/chartex" xmlns:cx5="http://schemas.microsoft.com/office/drawing/2016/5/11/chartex" xmlns:cx6="http://schemas.microsoft.com/office/drawing/2016/5/12/chartex" xmlns:cx7="http://schemas.microsoft.com/office/drawing/2016/5/13/chartex" xmlns:cx8="http://schemas.microsoft.com/office/drawing/2016/5/14/chartex" xmlns:mc="http://schemas.openxmlformats.org/markup-compatibility/2006" xmlns:aink="http://schemas.microsoft.com/office/drawing/2016/ink" xmlns:am3d="http://schemas.microsoft.com/office/drawing/2017/model3d" xmlns:o="urn:schemas-microsoft-com:office:office" xmlns:oel="http://schemas.microsoft.com/office/2019/extlst" xmlns:r="http://schemas.openxmlformats.org/officeDocument/2006/relationships" xmlns:m="http://schemas.openxmlformats.org/officeDocument/2006/math" xmlns:v="urn:schemas-microsoft-com:vml" xmlns:wp14="http://schemas.microsoft.com/office/word/2010/wordprocessingDrawing" xmlns:wp="http://schemas.openxmlformats.org/drawingml/2006/wordprocessingDrawing" xmlns:w10="urn:schemas-microsoft-com:office:word" xmlns:w="http://schemas.openxmlformats.org/wordprocessingml/2006/main" xmlns:w14="http://schemas.microsoft.com/office/word/2010/wordml" xmlns:w15="http://schemas.microsoft.com/office/word/2012/wordml" xmlns:w16cex="http://schemas.microsoft.com/office/word/2018/wordml/cex" xmlns:w16cid="http://schemas.microsoft.com/office/word/2016/wordml/cid" xmlns:w16="http://schemas.microsoft.com/office/word/2018/wordml" xmlns:w16du="http://schemas.microsoft.com/office/word/2023/wordml/word16du" xmlns:w16sdtdh="http://schemas.microsoft.com/office/word/2020/wordml/sdtdatahash" xmlns:w16sdtfl="http://schemas.microsoft.com/office/word/2024/wordml/sdtformatlock" xmlns:w16se="http://schemas.microsoft.com/office/word/2015/wordml/symex" xmlns:wpg="http://schemas.microsoft.com/office/word/2010/wordprocessingGroup" xmlns:wpi="http://schemas.microsoft.com/office/word/2010/wordprocessingInk" xmlns:wne="http://schemas.microsoft.com/office/word/2006/wordml" xmlns:wps="http://schemas.microsoft.com/office/word/2010/wordprocessingShape" mc:Ignorable="w14 w15 w16se w16cid w16 w16cex w16sdtdh w16sdtfl w16du wp14">
   <w:body>
     <w:p>
       <w:pPr>
@@ -50,7 +50,31 @@
           <w:szCs w:val="28"/>
           <w:lang w:val="en-GB"/>
         </w:rPr>
-        <w:t>Problem Defination:</w:t>
+        <w:t xml:space="preserve">Problem </w:t>
+      </w:r>
+      <w:proofErr w:type="spellStart"/>
+      <w:r>
+        <w:rPr>
+          <w:rFonts w:asciiTheme="majorBidi" w:hAnsiTheme="majorBidi" w:cstheme="majorBidi"/>
+          <w:b/>
+          <w:bCs/>
+          <w:sz w:val="28"/>
+          <w:szCs w:val="28"/>
+          <w:lang w:val="en-GB"/>
+        </w:rPr>
+        <w:t>Defination</w:t>
+      </w:r>
+      <w:proofErr w:type="spellEnd"/>
+      <w:r>
+        <w:rPr>
+          <w:rFonts w:asciiTheme="majorBidi" w:hAnsiTheme="majorBidi" w:cstheme="majorBidi"/>
+          <w:b/>
+          <w:bCs/>
+          <w:sz w:val="28"/>
+          <w:szCs w:val="28"/>
+          <w:lang w:val="en-GB"/>
+        </w:rPr>
+        <w:t>:</w:t>
       </w:r>
     </w:p>
     <w:p>
@@ -65,7 +89,15 @@
         <w:jc w:val="both"/>
       </w:pPr>
       <w:r>
-        <w:t>Extend the portfolio application from Practical 1 by adding ReactRouter.</w:t>
+        <w:t xml:space="preserve">Extend the portfolio application from Practical 1 by adding </w:t>
+      </w:r>
+      <w:proofErr w:type="spellStart"/>
+      <w:r>
+        <w:t>ReactRouter</w:t>
+      </w:r>
+      <w:proofErr w:type="spellEnd"/>
+      <w:r>
+        <w:t>.</w:t>
       </w:r>
     </w:p>
     <w:p>
@@ -80,7 +112,15 @@
         <w:jc w:val="both"/>
       </w:pPr>
       <w:r>
-        <w:t>Implement a navigation bar with at least 3 routes: Home, Projects, andContact.</w:t>
+        <w:t xml:space="preserve">Implement a navigation bar with at least 3 routes: Home, Projects, </w:t>
+      </w:r>
+      <w:proofErr w:type="spellStart"/>
+      <w:r>
+        <w:t>andContact</w:t>
+      </w:r>
+      <w:proofErr w:type="spellEnd"/>
+      <w:r>
+        <w:t>.</w:t>
       </w:r>
     </w:p>
     <w:p>
@@ -110,7 +150,23 @@
         <w:jc w:val="both"/>
       </w:pPr>
       <w:r>
-        <w:t>Add at least 2 useState variables used meaningfully one for toggling UIvisibility and one for managing a form input on the Contact page.</w:t>
+        <w:t xml:space="preserve">Add at least 2 </w:t>
+      </w:r>
+      <w:proofErr w:type="spellStart"/>
+      <w:r>
+        <w:t>useState</w:t>
+      </w:r>
+      <w:proofErr w:type="spellEnd"/>
+      <w:r>
+        <w:t xml:space="preserve"> variables used meaningfully one for toggling </w:t>
+      </w:r>
+      <w:proofErr w:type="spellStart"/>
+      <w:r>
+        <w:t>UIvisibility</w:t>
+      </w:r>
+      <w:proofErr w:type="spellEnd"/>
+      <w:r>
+        <w:t xml:space="preserve"> and one for managing a form input on the Contact page.</w:t>
       </w:r>
     </w:p>
     <w:p>
@@ -149,6 +205,77 @@
         <w:spacing w:line="259" w:lineRule="auto"/>
         <w:ind w:left="1800"/>
         <w:jc w:val="both"/>
+      </w:pPr>
+    </w:p>
+    <w:p>
+      <w:pPr>
+        <w:pStyle w:val="ListParagraph"/>
+        <w:spacing w:line="259" w:lineRule="auto"/>
+        <w:ind w:left="1800"/>
+        <w:jc w:val="both"/>
+      </w:pPr>
+    </w:p>
+    <w:p>
+      <w:pPr>
+        <w:spacing w:after="0"/>
+        <w:ind w:left="720"/>
+        <w:rPr>
+          <w:rFonts w:asciiTheme="majorBidi" w:hAnsiTheme="majorBidi" w:cstheme="majorBidi"/>
+          <w:b/>
+          <w:bCs/>
+        </w:rPr>
+      </w:pPr>
+      <w:r>
+        <w:rPr>
+          <w:rFonts w:asciiTheme="majorBidi" w:hAnsiTheme="majorBidi" w:cstheme="majorBidi"/>
+          <w:b/>
+          <w:bCs/>
+        </w:rPr>
+        <w:t xml:space="preserve">GitHub: </w:t>
+      </w:r>
+      <w:hyperlink r:id="rId7" w:history="1">
+        <w:r>
+          <w:rPr>
+            <w:rStyle w:val="Hyperlink"/>
+            <w:rFonts w:asciiTheme="majorBidi" w:hAnsiTheme="majorBidi" w:cstheme="majorBidi"/>
+            <w:b/>
+            <w:bCs/>
+          </w:rPr>
+          <w:t>https://github.com/24dit061-Satyarajsinh/24DIT061_ITUE301-AWD</w:t>
+        </w:r>
+      </w:hyperlink>
+    </w:p>
+    <w:p>
+      <w:pPr>
+        <w:spacing w:after="0"/>
+        <w:ind w:left="720"/>
+        <w:rPr>
+          <w:rFonts w:asciiTheme="majorBidi" w:hAnsiTheme="majorBidi" w:cstheme="majorBidi"/>
+          <w:b/>
+          <w:bCs/>
+        </w:rPr>
+      </w:pPr>
+    </w:p>
+    <w:p>
+      <w:pPr>
+        <w:spacing w:after="0"/>
+        <w:ind w:left="720"/>
+        <w:rPr>
+          <w:rFonts w:asciiTheme="majorBidi" w:hAnsiTheme="majorBidi" w:cstheme="majorBidi"/>
+          <w:b/>
+          <w:bCs/>
+        </w:rPr>
+      </w:pPr>
+    </w:p>
+    <w:p>
+      <w:pPr>
+        <w:spacing w:after="0"/>
+        <w:ind w:left="720"/>
+        <w:rPr>
+          <w:rFonts w:asciiTheme="majorBidi" w:hAnsiTheme="majorBidi" w:cstheme="majorBidi"/>
+          <w:b/>
+          <w:bCs/>
+        </w:rPr>
       </w:pPr>
     </w:p>
     <w:p>
@@ -225,7 +352,7 @@
                     <pic:cNvPicPr/>
                   </pic:nvPicPr>
                   <pic:blipFill>
-                    <a:blip r:embed="rId7"/>
+                    <a:blip r:embed="rId8"/>
                     <a:stretch>
                       <a:fillRect/>
                     </a:stretch>
@@ -291,7 +418,7 @@
                     <pic:cNvPicPr/>
                   </pic:nvPicPr>
                   <pic:blipFill>
-                    <a:blip r:embed="rId8"/>
+                    <a:blip r:embed="rId9"/>
                     <a:stretch>
                       <a:fillRect/>
                     </a:stretch>
@@ -364,7 +491,7 @@
                     <pic:cNvPicPr/>
                   </pic:nvPicPr>
                   <pic:blipFill>
-                    <a:blip r:embed="rId9"/>
+                    <a:blip r:embed="rId10"/>
                     <a:stretch>
                       <a:fillRect/>
                     </a:stretch>
@@ -672,7 +799,21 @@
         <w:rPr>
           <w:rFonts w:asciiTheme="majorBidi" w:hAnsiTheme="majorBidi" w:cstheme="majorBidi"/>
         </w:rPr>
-        <w:t>This practical demonstrated the use of React Router to create a single-page application with multiple routes without reloading the page. It also showed how useState can be used to manage UI visibility and handle controlled form inputs. Overall, the portfolio application became more interactive, user-friendly, and well-structured using React components, routing, and state management.</w:t>
+        <w:t xml:space="preserve">This practical demonstrated the use of React Router to create a single-page application with multiple routes without reloading the page. It also showed how </w:t>
+      </w:r>
+      <w:proofErr w:type="spellStart"/>
+      <w:r>
+        <w:rPr>
+          <w:rFonts w:asciiTheme="majorBidi" w:hAnsiTheme="majorBidi" w:cstheme="majorBidi"/>
+        </w:rPr>
+        <w:t>useState</w:t>
+      </w:r>
+      <w:proofErr w:type="spellEnd"/>
+      <w:r>
+        <w:rPr>
+          <w:rFonts w:asciiTheme="majorBidi" w:hAnsiTheme="majorBidi" w:cstheme="majorBidi"/>
+        </w:rPr>
+        <w:t xml:space="preserve"> can be used to manage UI visibility and handle controlled form inputs. Overall, the portfolio application became more interactive, user-friendly, and well-structured using React components, routing, and state management.</w:t>
       </w:r>
     </w:p>
     <w:p>
@@ -686,8 +827,8 @@
       </w:pPr>
     </w:p>
     <w:sectPr>
-      <w:headerReference w:type="default" r:id="rId10"/>
-      <w:footerReference w:type="default" r:id="rId11"/>
+      <w:headerReference w:type="default" r:id="rId11"/>
+      <w:footerReference w:type="default" r:id="rId12"/>
       <w:pgSz w:w="11906" w:h="16838"/>
       <w:pgMar w:top="1440" w:right="1440" w:bottom="1440" w:left="1440" w:header="708" w:footer="708" w:gutter="0"/>
       <w:pgBorders w:offsetFrom="page">
@@ -704,7 +845,7 @@
 </file>
 
 <file path=word/endnotes.xml><?xml version="1.0" encoding="utf-8"?>
-<w:endnotes xmlns:wpc="http://schemas.microsoft.com/office/word/2010/wordprocessingCanvas" xmlns:cx="http://schemas.microsoft.com/office/drawing/2014/chartex" xmlns:cx1="http://schemas.microsoft.com/office/drawing/2015/9/8/chartex" xmlns:cx2="http://schemas.microsoft.com/office/drawing/2015/10/21/chartex" xmlns:cx3="http://schemas.microsoft.com/office/drawing/2016/5/9/chartex" xmlns:cx4="http://schemas.microsoft.com/office/drawing/2016/5/10/chartex" xmlns:cx5="http://schemas.microsoft.com/office/drawing/2016/5/11/chartex" xmlns:cx6="http://schemas.microsoft.com/office/drawing/2016/5/12/chartex" xmlns:cx7="http://schemas.microsoft.com/office/drawing/2016/5/13/chartex" xmlns:cx8="http://schemas.microsoft.com/office/drawing/2016/5/14/chartex" xmlns:mc="http://schemas.openxmlformats.org/markup-compatibility/2006" xmlns:aink="http://schemas.microsoft.com/office/drawing/2016/ink" xmlns:am3d="http://schemas.microsoft.com/office/drawing/2017/model3d" xmlns:o="urn:schemas-microsoft-com:office:office" xmlns:oel="http://schemas.microsoft.com/office/2019/extlst" xmlns:r="http://schemas.openxmlformats.org/officeDocument/2006/relationships" xmlns:m="http://schemas.openxmlformats.org/officeDocument/2006/math" xmlns:v="urn:schemas-microsoft-com:vml" xmlns:wp14="http://schemas.microsoft.com/office/word/2010/wordprocessingDrawing" xmlns:wp="http://schemas.openxmlformats.org/drawingml/2006/wordprocessingDrawing" xmlns:w10="urn:schemas-microsoft-com:office:word" xmlns:w="http://schemas.openxmlformats.org/wordprocessingml/2006/main" xmlns:w14="http://schemas.microsoft.com/office/word/2010/wordml" xmlns:w15="http://schemas.microsoft.com/office/word/2012/wordml" xmlns:w16cei="http://schemas.microsoft.com/office/word/2026/wordml/cei" xmlns:w16cex="http://schemas.microsoft.com/office/word/2018/wordml/cex" xmlns:w16cid="http://schemas.microsoft.com/office/word/2016/wordml/cid" xmlns:w16="http://schemas.microsoft.com/office/word/2018/wordml" xmlns:w16du="http://schemas.microsoft.com/office/word/2023/wordml/word16du" xmlns:w16sdtdh="http://schemas.microsoft.com/office/word/2020/wordml/sdtdatahash" xmlns:w16sdtfl="http://schemas.microsoft.com/office/word/2024/wordml/sdtformatlock" xmlns:w16se="http://schemas.microsoft.com/office/word/2015/wordml/symex" xmlns:wpg="http://schemas.microsoft.com/office/word/2010/wordprocessingGroup" xmlns:wpi="http://schemas.microsoft.com/office/word/2010/wordprocessingInk" xmlns:wne="http://schemas.microsoft.com/office/word/2006/wordml" xmlns:wps="http://schemas.microsoft.com/office/word/2010/wordprocessingShape" mc:Ignorable="w14 w15 w16se w16cid w16 w16cex w16sdtdh w16sdtfl w16du wp14">
+<w:endnotes xmlns:wpc="http://schemas.microsoft.com/office/word/2010/wordprocessingCanvas" xmlns:cx="http://schemas.microsoft.com/office/drawing/2014/chartex" xmlns:cx1="http://schemas.microsoft.com/office/drawing/2015/9/8/chartex" xmlns:cx2="http://schemas.microsoft.com/office/drawing/2015/10/21/chartex" xmlns:cx3="http://schemas.microsoft.com/office/drawing/2016/5/9/chartex" xmlns:cx4="http://schemas.microsoft.com/office/drawing/2016/5/10/chartex" xmlns:cx5="http://schemas.microsoft.com/office/drawing/2016/5/11/chartex" xmlns:cx6="http://schemas.microsoft.com/office/drawing/2016/5/12/chartex" xmlns:cx7="http://schemas.microsoft.com/office/drawing/2016/5/13/chartex" xmlns:cx8="http://schemas.microsoft.com/office/drawing/2016/5/14/chartex" xmlns:mc="http://schemas.openxmlformats.org/markup-compatibility/2006" xmlns:aink="http://schemas.microsoft.com/office/drawing/2016/ink" xmlns:am3d="http://schemas.microsoft.com/office/drawing/2017/model3d" xmlns:o="urn:schemas-microsoft-com:office:office" xmlns:oel="http://schemas.microsoft.com/office/2019/extlst" xmlns:r="http://schemas.openxmlformats.org/officeDocument/2006/relationships" xmlns:m="http://schemas.openxmlformats.org/officeDocument/2006/math" xmlns:v="urn:schemas-microsoft-com:vml" xmlns:wp14="http://schemas.microsoft.com/office/word/2010/wordprocessingDrawing" xmlns:wp="http://schemas.openxmlformats.org/drawingml/2006/wordprocessingDrawing" xmlns:w10="urn:schemas-microsoft-com:office:word" xmlns:w="http://schemas.openxmlformats.org/wordprocessingml/2006/main" xmlns:w14="http://schemas.microsoft.com/office/word/2010/wordml" xmlns:w15="http://schemas.microsoft.com/office/word/2012/wordml" xmlns:w16cex="http://schemas.microsoft.com/office/word/2018/wordml/cex" xmlns:w16cid="http://schemas.microsoft.com/office/word/2016/wordml/cid" xmlns:w16="http://schemas.microsoft.com/office/word/2018/wordml" xmlns:w16du="http://schemas.microsoft.com/office/word/2023/wordml/word16du" xmlns:w16sdtdh="http://schemas.microsoft.com/office/word/2020/wordml/sdtdatahash" xmlns:w16sdtfl="http://schemas.microsoft.com/office/word/2024/wordml/sdtformatlock" xmlns:w16se="http://schemas.microsoft.com/office/word/2015/wordml/symex" xmlns:wpg="http://schemas.microsoft.com/office/word/2010/wordprocessingGroup" xmlns:wpi="http://schemas.microsoft.com/office/word/2010/wordprocessingInk" xmlns:wne="http://schemas.microsoft.com/office/word/2006/wordml" xmlns:wps="http://schemas.microsoft.com/office/word/2010/wordprocessingShape" mc:Ignorable="w14 w15 w16se w16cid w16 w16cex w16sdtdh w16sdtfl w16du wp14">
   <w:endnote w:type="separator" w:id="-1">
     <w:p>
       <w:pPr>
@@ -729,7 +870,7 @@
 </file>
 
 <file path=word/footer1.xml><?xml version="1.0" encoding="utf-8"?>
-<w:ftr xmlns:wpc="http://schemas.microsoft.com/office/word/2010/wordprocessingCanvas" xmlns:cx="http://schemas.microsoft.com/office/drawing/2014/chartex" xmlns:cx1="http://schemas.microsoft.com/office/drawing/2015/9/8/chartex" xmlns:cx2="http://schemas.microsoft.com/office/drawing/2015/10/21/chartex" xmlns:cx3="http://schemas.microsoft.com/office/drawing/2016/5/9/chartex" xmlns:cx4="http://schemas.microsoft.com/office/drawing/2016/5/10/chartex" xmlns:cx5="http://schemas.microsoft.com/office/drawing/2016/5/11/chartex" xmlns:cx6="http://schemas.microsoft.com/office/drawing/2016/5/12/chartex" xmlns:cx7="http://schemas.microsoft.com/office/drawing/2016/5/13/chartex" xmlns:cx8="http://schemas.microsoft.com/office/drawing/2016/5/14/chartex" xmlns:mc="http://schemas.openxmlformats.org/markup-compatibility/2006" xmlns:aink="http://schemas.microsoft.com/office/drawing/2016/ink" xmlns:am3d="http://schemas.microsoft.com/office/drawing/2017/model3d" xmlns:o="urn:schemas-microsoft-com:office:office" xmlns:oel="http://schemas.microsoft.com/office/2019/extlst" xmlns:r="http://schemas.openxmlformats.org/officeDocument/2006/relationships" xmlns:m="http://schemas.openxmlformats.org/officeDocument/2006/math" xmlns:v="urn:schemas-microsoft-com:vml" xmlns:wp14="http://schemas.microsoft.com/office/word/2010/wordprocessingDrawing" xmlns:wp="http://schemas.openxmlformats.org/drawingml/2006/wordprocessingDrawing" xmlns:w10="urn:schemas-microsoft-com:office:word" xmlns:w="http://schemas.openxmlformats.org/wordprocessingml/2006/main" xmlns:w14="http://schemas.microsoft.com/office/word/2010/wordml" xmlns:w15="http://schemas.microsoft.com/office/word/2012/wordml" xmlns:w16cei="http://schemas.microsoft.com/office/word/2026/wordml/cei" xmlns:w16cex="http://schemas.microsoft.com/office/word/2018/wordml/cex" xmlns:w16cid="http://schemas.microsoft.com/office/word/2016/wordml/cid" xmlns:w16="http://schemas.microsoft.com/office/word/2018/wordml" xmlns:w16du="http://schemas.microsoft.com/office/word/2023/wordml/word16du" xmlns:w16sdtdh="http://schemas.microsoft.com/office/word/2020/wordml/sdtdatahash" xmlns:w16sdtfl="http://schemas.microsoft.com/office/word/2024/wordml/sdtformatlock" xmlns:w16se="http://schemas.microsoft.com/office/word/2015/wordml/symex" xmlns:wpg="http://schemas.microsoft.com/office/word/2010/wordprocessingGroup" xmlns:wpi="http://schemas.microsoft.com/office/word/2010/wordprocessingInk" xmlns:wne="http://schemas.microsoft.com/office/word/2006/wordml" xmlns:wps="http://schemas.microsoft.com/office/word/2010/wordprocessingShape" mc:Ignorable="w14 w15 w16se w16cid w16 w16cex w16sdtdh w16sdtfl w16du wp14">
+<w:ftr xmlns:wpc="http://schemas.microsoft.com/office/word/2010/wordprocessingCanvas" xmlns:cx="http://schemas.microsoft.com/office/drawing/2014/chartex" xmlns:cx1="http://schemas.microsoft.com/office/drawing/2015/9/8/chartex" xmlns:cx2="http://schemas.microsoft.com/office/drawing/2015/10/21/chartex" xmlns:cx3="http://schemas.microsoft.com/office/drawing/2016/5/9/chartex" xmlns:cx4="http://schemas.microsoft.com/office/drawing/2016/5/10/chartex" xmlns:cx5="http://schemas.microsoft.com/office/drawing/2016/5/11/chartex" xmlns:cx6="http://schemas.microsoft.com/office/drawing/2016/5/12/chartex" xmlns:cx7="http://schemas.microsoft.com/office/drawing/2016/5/13/chartex" xmlns:cx8="http://schemas.microsoft.com/office/drawing/2016/5/14/chartex" xmlns:mc="http://schemas.openxmlformats.org/markup-compatibility/2006" xmlns:aink="http://schemas.microsoft.com/office/drawing/2016/ink" xmlns:am3d="http://schemas.microsoft.com/office/drawing/2017/model3d" xmlns:o="urn:schemas-microsoft-com:office:office" xmlns:oel="http://schemas.microsoft.com/office/2019/extlst" xmlns:r="http://schemas.openxmlformats.org/officeDocument/2006/relationships" xmlns:m="http://schemas.openxmlformats.org/officeDocument/2006/math" xmlns:v="urn:schemas-microsoft-com:vml" xmlns:wp14="http://schemas.microsoft.com/office/word/2010/wordprocessingDrawing" xmlns:wp="http://schemas.openxmlformats.org/drawingml/2006/wordprocessingDrawing" xmlns:w10="urn:schemas-microsoft-com:office:word" xmlns:w="http://schemas.openxmlformats.org/wordprocessingml/2006/main" xmlns:w14="http://schemas.microsoft.com/office/word/2010/wordml" xmlns:w15="http://schemas.microsoft.com/office/word/2012/wordml" xmlns:w16cex="http://schemas.microsoft.com/office/word/2018/wordml/cex" xmlns:w16cid="http://schemas.microsoft.com/office/word/2016/wordml/cid" xmlns:w16="http://schemas.microsoft.com/office/word/2018/wordml" xmlns:w16du="http://schemas.microsoft.com/office/word/2023/wordml/word16du" xmlns:w16sdtdh="http://schemas.microsoft.com/office/word/2020/wordml/sdtdatahash" xmlns:w16sdtfl="http://schemas.microsoft.com/office/word/2024/wordml/sdtformatlock" xmlns:w16se="http://schemas.microsoft.com/office/word/2015/wordml/symex" xmlns:wpg="http://schemas.microsoft.com/office/word/2010/wordprocessingGroup" xmlns:wpi="http://schemas.microsoft.com/office/word/2010/wordprocessingInk" xmlns:wne="http://schemas.microsoft.com/office/word/2006/wordml" xmlns:wps="http://schemas.microsoft.com/office/word/2010/wordprocessingShape" mc:Ignorable="w14 w15 w16se w16cid w16 w16cex w16sdtdh w16sdtfl w16du wp14">
   <w:sdt>
     <w:sdtPr>
       <w:id w:val="1595435244"/>
@@ -774,7 +915,7 @@
 </file>
 
 <file path=word/footnotes.xml><?xml version="1.0" encoding="utf-8"?>
-<w:footnotes xmlns:wpc="http://schemas.microsoft.com/office/word/2010/wordprocessingCanvas" xmlns:cx="http://schemas.microsoft.com/office/drawing/2014/chartex" xmlns:cx1="http://schemas.microsoft.com/office/drawing/2015/9/8/chartex" xmlns:cx2="http://schemas.microsoft.com/office/drawing/2015/10/21/chartex" xmlns:cx3="http://schemas.microsoft.com/office/drawing/2016/5/9/chartex" xmlns:cx4="http://schemas.microsoft.com/office/drawing/2016/5/10/chartex" xmlns:cx5="http://schemas.microsoft.com/office/drawing/2016/5/11/chartex" xmlns:cx6="http://schemas.microsoft.com/office/drawing/2016/5/12/chartex" xmlns:cx7="http://schemas.microsoft.com/office/drawing/2016/5/13/chartex" xmlns:cx8="http://schemas.microsoft.com/office/drawing/2016/5/14/chartex" xmlns:mc="http://schemas.openxmlformats.org/markup-compatibility/2006" xmlns:aink="http://schemas.microsoft.com/office/drawing/2016/ink" xmlns:am3d="http://schemas.microsoft.com/office/drawing/2017/model3d" xmlns:o="urn:schemas-microsoft-com:office:office" xmlns:oel="http://schemas.microsoft.com/office/2019/extlst" xmlns:r="http://schemas.openxmlformats.org/officeDocument/2006/relationships" xmlns:m="http://schemas.openxmlformats.org/officeDocument/2006/math" xmlns:v="urn:schemas-microsoft-com:vml" xmlns:wp14="http://schemas.microsoft.com/office/word/2010/wordprocessingDrawing" xmlns:wp="http://schemas.openxmlformats.org/drawingml/2006/wordprocessingDrawing" xmlns:w10="urn:schemas-microsoft-com:office:word" xmlns:w="http://schemas.openxmlformats.org/wordprocessingml/2006/main" xmlns:w14="http://schemas.microsoft.com/office/word/2010/wordml" xmlns:w15="http://schemas.microsoft.com/office/word/2012/wordml" xmlns:w16cei="http://schemas.microsoft.com/office/word/2026/wordml/cei" xmlns:w16cex="http://schemas.microsoft.com/office/word/2018/wordml/cex" xmlns:w16cid="http://schemas.microsoft.com/office/word/2016/wordml/cid" xmlns:w16="http://schemas.microsoft.com/office/word/2018/wordml" xmlns:w16du="http://schemas.microsoft.com/office/word/2023/wordml/word16du" xmlns:w16sdtdh="http://schemas.microsoft.com/office/word/2020/wordml/sdtdatahash" xmlns:w16sdtfl="http://schemas.microsoft.com/office/word/2024/wordml/sdtformatlock" xmlns:w16se="http://schemas.microsoft.com/office/word/2015/wordml/symex" xmlns:wpg="http://schemas.microsoft.com/office/word/2010/wordprocessingGroup" xmlns:wpi="http://schemas.microsoft.com/office/word/2010/wordprocessingInk" xmlns:wne="http://schemas.microsoft.com/office/word/2006/wordml" xmlns:wps="http://schemas.microsoft.com/office/word/2010/wordprocessingShape" mc:Ignorable="w14 w15 w16se w16cid w16 w16cex w16sdtdh w16sdtfl w16du wp14">
+<w:footnotes xmlns:wpc="http://schemas.microsoft.com/office/word/2010/wordprocessingCanvas" xmlns:cx="http://schemas.microsoft.com/office/drawing/2014/chartex" xmlns:cx1="http://schemas.microsoft.com/office/drawing/2015/9/8/chartex" xmlns:cx2="http://schemas.microsoft.com/office/drawing/2015/10/21/chartex" xmlns:cx3="http://schemas.microsoft.com/office/drawing/2016/5/9/chartex" xmlns:cx4="http://schemas.microsoft.com/office/drawing/2016/5/10/chartex" xmlns:cx5="http://schemas.microsoft.com/office/drawing/2016/5/11/chartex" xmlns:cx6="http://schemas.microsoft.com/office/drawing/2016/5/12/chartex" xmlns:cx7="http://schemas.microsoft.com/office/drawing/2016/5/13/chartex" xmlns:cx8="http://schemas.microsoft.com/office/drawing/2016/5/14/chartex" xmlns:mc="http://schemas.openxmlformats.org/markup-compatibility/2006" xmlns:aink="http://schemas.microsoft.com/office/drawing/2016/ink" xmlns:am3d="http://schemas.microsoft.com/office/drawing/2017/model3d" xmlns:o="urn:schemas-microsoft-com:office:office" xmlns:oel="http://schemas.microsoft.com/office/2019/extlst" xmlns:r="http://schemas.openxmlformats.org/officeDocument/2006/relationships" xmlns:m="http://schemas.openxmlformats.org/officeDocument/2006/math" xmlns:v="urn:schemas-microsoft-com:vml" xmlns:wp14="http://schemas.microsoft.com/office/word/2010/wordprocessingDrawing" xmlns:wp="http://schemas.openxmlformats.org/drawingml/2006/wordprocessingDrawing" xmlns:w10="urn:schemas-microsoft-com:office:word" xmlns:w="http://schemas.openxmlformats.org/wordprocessingml/2006/main" xmlns:w14="http://schemas.microsoft.com/office/word/2010/wordml" xmlns:w15="http://schemas.microsoft.com/office/word/2012/wordml" xmlns:w16cex="http://schemas.microsoft.com/office/word/2018/wordml/cex" xmlns:w16cid="http://schemas.microsoft.com/office/word/2016/wordml/cid" xmlns:w16="http://schemas.microsoft.com/office/word/2018/wordml" xmlns:w16du="http://schemas.microsoft.com/office/word/2023/wordml/word16du" xmlns:w16sdtdh="http://schemas.microsoft.com/office/word/2020/wordml/sdtdatahash" xmlns:w16sdtfl="http://schemas.microsoft.com/office/word/2024/wordml/sdtformatlock" xmlns:w16se="http://schemas.microsoft.com/office/word/2015/wordml/symex" xmlns:wpg="http://schemas.microsoft.com/office/word/2010/wordprocessingGroup" xmlns:wpi="http://schemas.microsoft.com/office/word/2010/wordprocessingInk" xmlns:wne="http://schemas.microsoft.com/office/word/2006/wordml" xmlns:wps="http://schemas.microsoft.com/office/word/2010/wordprocessingShape" mc:Ignorable="w14 w15 w16se w16cid w16 w16cex w16sdtdh w16sdtfl w16du wp14">
   <w:footnote w:type="separator" w:id="-1">
     <w:p>
       <w:pPr>
@@ -799,7 +940,7 @@
 </file>
 
 <file path=word/header1.xml><?xml version="1.0" encoding="utf-8"?>
-<w:hdr xmlns:wpc="http://schemas.microsoft.com/office/word/2010/wordprocessingCanvas" xmlns:cx="http://schemas.microsoft.com/office/drawing/2014/chartex" xmlns:cx1="http://schemas.microsoft.com/office/drawing/2015/9/8/chartex" xmlns:cx2="http://schemas.microsoft.com/office/drawing/2015/10/21/chartex" xmlns:cx3="http://schemas.microsoft.com/office/drawing/2016/5/9/chartex" xmlns:cx4="http://schemas.microsoft.com/office/drawing/2016/5/10/chartex" xmlns:cx5="http://schemas.microsoft.com/office/drawing/2016/5/11/chartex" xmlns:cx6="http://schemas.microsoft.com/office/drawing/2016/5/12/chartex" xmlns:cx7="http://schemas.microsoft.com/office/drawing/2016/5/13/chartex" xmlns:cx8="http://schemas.microsoft.com/office/drawing/2016/5/14/chartex" xmlns:mc="http://schemas.openxmlformats.org/markup-compatibility/2006" xmlns:aink="http://schemas.microsoft.com/office/drawing/2016/ink" xmlns:am3d="http://schemas.microsoft.com/office/drawing/2017/model3d" xmlns:o="urn:schemas-microsoft-com:office:office" xmlns:oel="http://schemas.microsoft.com/office/2019/extlst" xmlns:r="http://schemas.openxmlformats.org/officeDocument/2006/relationships" xmlns:m="http://schemas.openxmlformats.org/officeDocument/2006/math" xmlns:v="urn:schemas-microsoft-com:vml" xmlns:wp14="http://schemas.microsoft.com/office/word/2010/wordprocessingDrawing" xmlns:wp="http://schemas.openxmlformats.org/drawingml/2006/wordprocessingDrawing" xmlns:w10="urn:schemas-microsoft-com:office:word" xmlns:w="http://schemas.openxmlformats.org/wordprocessingml/2006/main" xmlns:w14="http://schemas.microsoft.com/office/word/2010/wordml" xmlns:w15="http://schemas.microsoft.com/office/word/2012/wordml" xmlns:w16cei="http://schemas.microsoft.com/office/word/2026/wordml/cei" xmlns:w16cex="http://schemas.microsoft.com/office/word/2018/wordml/cex" xmlns:w16cid="http://schemas.microsoft.com/office/word/2016/wordml/cid" xmlns:w16="http://schemas.microsoft.com/office/word/2018/wordml" xmlns:w16du="http://schemas.microsoft.com/office/word/2023/wordml/word16du" xmlns:w16sdtdh="http://schemas.microsoft.com/office/word/2020/wordml/sdtdatahash" xmlns:w16sdtfl="http://schemas.microsoft.com/office/word/2024/wordml/sdtformatlock" xmlns:w16se="http://schemas.microsoft.com/office/word/2015/wordml/symex" xmlns:wpg="http://schemas.microsoft.com/office/word/2010/wordprocessingGroup" xmlns:wpi="http://schemas.microsoft.com/office/word/2010/wordprocessingInk" xmlns:wne="http://schemas.microsoft.com/office/word/2006/wordml" xmlns:wps="http://schemas.microsoft.com/office/word/2010/wordprocessingShape" mc:Ignorable="w14 w15 w16se w16cid w16 w16cex w16sdtdh w16sdtfl w16du wp14">
+<w:hdr xmlns:wpc="http://schemas.microsoft.com/office/word/2010/wordprocessingCanvas" xmlns:cx="http://schemas.microsoft.com/office/drawing/2014/chartex" xmlns:cx1="http://schemas.microsoft.com/office/drawing/2015/9/8/chartex" xmlns:cx2="http://schemas.microsoft.com/office/drawing/2015/10/21/chartex" xmlns:cx3="http://schemas.microsoft.com/office/drawing/2016/5/9/chartex" xmlns:cx4="http://schemas.microsoft.com/office/drawing/2016/5/10/chartex" xmlns:cx5="http://schemas.microsoft.com/office/drawing/2016/5/11/chartex" xmlns:cx6="http://schemas.microsoft.com/office/drawing/2016/5/12/chartex" xmlns:cx7="http://schemas.microsoft.com/office/drawing/2016/5/13/chartex" xmlns:cx8="http://schemas.microsoft.com/office/drawing/2016/5/14/chartex" xmlns:mc="http://schemas.openxmlformats.org/markup-compatibility/2006" xmlns:aink="http://schemas.microsoft.com/office/drawing/2016/ink" xmlns:am3d="http://schemas.microsoft.com/office/drawing/2017/model3d" xmlns:o="urn:schemas-microsoft-com:office:office" xmlns:oel="http://schemas.microsoft.com/office/2019/extlst" xmlns:r="http://schemas.openxmlformats.org/officeDocument/2006/relationships" xmlns:m="http://schemas.openxmlformats.org/officeDocument/2006/math" xmlns:v="urn:schemas-microsoft-com:vml" xmlns:wp14="http://schemas.microsoft.com/office/word/2010/wordprocessingDrawing" xmlns:wp="http://schemas.openxmlformats.org/drawingml/2006/wordprocessingDrawing" xmlns:w10="urn:schemas-microsoft-com:office:word" xmlns:w="http://schemas.openxmlformats.org/wordprocessingml/2006/main" xmlns:w14="http://schemas.microsoft.com/office/word/2010/wordml" xmlns:w15="http://schemas.microsoft.com/office/word/2012/wordml" xmlns:w16cex="http://schemas.microsoft.com/office/word/2018/wordml/cex" xmlns:w16cid="http://schemas.microsoft.com/office/word/2016/wordml/cid" xmlns:w16="http://schemas.microsoft.com/office/word/2018/wordml" xmlns:w16du="http://schemas.microsoft.com/office/word/2023/wordml/word16du" xmlns:w16sdtdh="http://schemas.microsoft.com/office/word/2020/wordml/sdtdatahash" xmlns:w16sdtfl="http://schemas.microsoft.com/office/word/2024/wordml/sdtformatlock" xmlns:w16se="http://schemas.microsoft.com/office/word/2015/wordml/symex" xmlns:wpg="http://schemas.microsoft.com/office/word/2010/wordprocessingGroup" xmlns:wpi="http://schemas.microsoft.com/office/word/2010/wordprocessingInk" xmlns:wne="http://schemas.microsoft.com/office/word/2006/wordml" xmlns:wps="http://schemas.microsoft.com/office/word/2010/wordprocessingShape" mc:Ignorable="w14 w15 w16se w16cid w16 w16cex w16sdtdh w16sdtfl w16du wp14">
   <w:p>
     <w:pPr>
       <w:pStyle w:val="Header"/>
@@ -818,7 +959,7 @@
 </file>
 
 <file path=word/numbering.xml><?xml version="1.0" encoding="utf-8"?>
-<w:numbering xmlns:wpc="http://schemas.microsoft.com/office/word/2010/wordprocessingCanvas" xmlns:cx="http://schemas.microsoft.com/office/drawing/2014/chartex" xmlns:cx1="http://schemas.microsoft.com/office/drawing/2015/9/8/chartex" xmlns:cx2="http://schemas.microsoft.com/office/drawing/2015/10/21/chartex" xmlns:cx3="http://schemas.microsoft.com/office/drawing/2016/5/9/chartex" xmlns:cx4="http://schemas.microsoft.com/office/drawing/2016/5/10/chartex" xmlns:cx5="http://schemas.microsoft.com/office/drawing/2016/5/11/chartex" xmlns:cx6="http://schemas.microsoft.com/office/drawing/2016/5/12/chartex" xmlns:cx7="http://schemas.microsoft.com/office/drawing/2016/5/13/chartex" xmlns:cx8="http://schemas.microsoft.com/office/drawing/2016/5/14/chartex" xmlns:mc="http://schemas.openxmlformats.org/markup-compatibility/2006" xmlns:aink="http://schemas.microsoft.com/office/drawing/2016/ink" xmlns:am3d="http://schemas.microsoft.com/office/drawing/2017/model3d" xmlns:o="urn:schemas-microsoft-com:office:office" xmlns:oel="http://schemas.microsoft.com/office/2019/extlst" xmlns:r="http://schemas.openxmlformats.org/officeDocument/2006/relationships" xmlns:m="http://schemas.openxmlformats.org/officeDocument/2006/math" xmlns:v="urn:schemas-microsoft-com:vml" xmlns:wp14="http://schemas.microsoft.com/office/word/2010/wordprocessingDrawing" xmlns:wp="http://schemas.openxmlformats.org/drawingml/2006/wordprocessingDrawing" xmlns:w10="urn:schemas-microsoft-com:office:word" xmlns:w="http://schemas.openxmlformats.org/wordprocessingml/2006/main" xmlns:w14="http://schemas.microsoft.com/office/word/2010/wordml" xmlns:w15="http://schemas.microsoft.com/office/word/2012/wordml" xmlns:w16cei="http://schemas.microsoft.com/office/word/2026/wordml/cei" xmlns:w16cex="http://schemas.microsoft.com/office/word/2018/wordml/cex" xmlns:w16cid="http://schemas.microsoft.com/office/word/2016/wordml/cid" xmlns:w16="http://schemas.microsoft.com/office/word/2018/wordml" xmlns:w16du="http://schemas.microsoft.com/office/word/2023/wordml/word16du" xmlns:w16sdtdh="http://schemas.microsoft.com/office/word/2020/wordml/sdtdatahash" xmlns:w16sdtfl="http://schemas.microsoft.com/office/word/2024/wordml/sdtformatlock" xmlns:w16se="http://schemas.microsoft.com/office/word/2015/wordml/symex" xmlns:wpg="http://schemas.microsoft.com/office/word/2010/wordprocessingGroup" xmlns:wpi="http://schemas.microsoft.com/office/word/2010/wordprocessingInk" xmlns:wne="http://schemas.microsoft.com/office/word/2006/wordml" xmlns:wps="http://schemas.microsoft.com/office/word/2010/wordprocessingShape" mc:Ignorable="w14 w15 w16se w16cid w16 w16cex w16sdtdh w16sdtfl w16du wp14">
+<w:numbering xmlns:wpc="http://schemas.microsoft.com/office/word/2010/wordprocessingCanvas" xmlns:cx="http://schemas.microsoft.com/office/drawing/2014/chartex" xmlns:cx1="http://schemas.microsoft.com/office/drawing/2015/9/8/chartex" xmlns:cx2="http://schemas.microsoft.com/office/drawing/2015/10/21/chartex" xmlns:cx3="http://schemas.microsoft.com/office/drawing/2016/5/9/chartex" xmlns:cx4="http://schemas.microsoft.com/office/drawing/2016/5/10/chartex" xmlns:cx5="http://schemas.microsoft.com/office/drawing/2016/5/11/chartex" xmlns:cx6="http://schemas.microsoft.com/office/drawing/2016/5/12/chartex" xmlns:cx7="http://schemas.microsoft.com/office/drawing/2016/5/13/chartex" xmlns:cx8="http://schemas.microsoft.com/office/drawing/2016/5/14/chartex" xmlns:mc="http://schemas.openxmlformats.org/markup-compatibility/2006" xmlns:aink="http://schemas.microsoft.com/office/drawing/2016/ink" xmlns:am3d="http://schemas.microsoft.com/office/drawing/2017/model3d" xmlns:o="urn:schemas-microsoft-com:office:office" xmlns:oel="http://schemas.microsoft.com/office/2019/extlst" xmlns:r="http://schemas.openxmlformats.org/officeDocument/2006/relationships" xmlns:m="http://schemas.openxmlformats.org/officeDocument/2006/math" xmlns:v="urn:schemas-microsoft-com:vml" xmlns:wp14="http://schemas.microsoft.com/office/word/2010/wordprocessingDrawing" xmlns:wp="http://schemas.openxmlformats.org/drawingml/2006/wordprocessingDrawing" xmlns:w10="urn:schemas-microsoft-com:office:word" xmlns:w="http://schemas.openxmlformats.org/wordprocessingml/2006/main" xmlns:w14="http://schemas.microsoft.com/office/word/2010/wordml" xmlns:w15="http://schemas.microsoft.com/office/word/2012/wordml" xmlns:w16cex="http://schemas.microsoft.com/office/word/2018/wordml/cex" xmlns:w16cid="http://schemas.microsoft.com/office/word/2016/wordml/cid" xmlns:w16="http://schemas.microsoft.com/office/word/2018/wordml" xmlns:w16du="http://schemas.microsoft.com/office/word/2023/wordml/word16du" xmlns:w16sdtdh="http://schemas.microsoft.com/office/word/2020/wordml/sdtdatahash" xmlns:w16sdtfl="http://schemas.microsoft.com/office/word/2024/wordml/sdtformatlock" xmlns:w16se="http://schemas.microsoft.com/office/word/2015/wordml/symex" xmlns:wpg="http://schemas.microsoft.com/office/word/2010/wordprocessingGroup" xmlns:wpi="http://schemas.microsoft.com/office/word/2010/wordprocessingInk" xmlns:wne="http://schemas.microsoft.com/office/word/2006/wordml" xmlns:wps="http://schemas.microsoft.com/office/word/2010/wordprocessingShape" mc:Ignorable="w14 w15 w16se w16cid w16 w16cex w16sdtdh w16sdtfl w16du wp14">
   <w:abstractNum w:abstractNumId="0" w15:restartNumberingAfterBreak="0">
     <w:nsid w:val="25FD0356"/>
     <w:multiLevelType w:val="hybridMultilevel"/>
@@ -2214,6 +2355,29 @@
     <w:uiPriority w:val="99"/>
     <w:rsid w:val="004C62B1"/>
   </w:style>
+  <w:style w:type="character" w:styleId="Hyperlink">
+    <w:name w:val="Hyperlink"/>
+    <w:basedOn w:val="DefaultParagraphFont"/>
+    <w:uiPriority w:val="99"/>
+    <w:unhideWhenUsed/>
+    <w:rsid w:val="00942C17"/>
+    <w:rPr>
+      <w:color w:val="467886" w:themeColor="hyperlink"/>
+      <w:u w:val="single"/>
+    </w:rPr>
+  </w:style>
+  <w:style w:type="character" w:styleId="UnresolvedMention">
+    <w:name w:val="Unresolved Mention"/>
+    <w:basedOn w:val="DefaultParagraphFont"/>
+    <w:uiPriority w:val="99"/>
+    <w:semiHidden/>
+    <w:unhideWhenUsed/>
+    <w:rsid w:val="00942C17"/>
+    <w:rPr>
+      <w:color w:val="605E5C"/>
+      <w:shd w:val="clear" w:color="auto" w:fill="E1DFDD"/>
+    </w:rPr>
+  </w:style>
 </w:styles>
 </file>
 
